--- a/data/art-on-lark/art-on-lark.docx
+++ b/data/art-on-lark/art-on-lark.docx
@@ -8,15 +8,7 @@
         <w:jc w:val="both"/>
       </w:pPr>
       <w:r>
-        <w:t xml:space="preserve">The streets of </w:t>
-      </w:r>
-      <w:proofErr w:type="spellStart"/>
-      <w:r>
-        <w:t>Nightmarket</w:t>
-      </w:r>
-      <w:proofErr w:type="spellEnd"/>
-      <w:r>
-        <w:t xml:space="preserve"> are a battleground for </w:t>
+        <w:t xml:space="preserve">The streets of Nightmarket are a battleground for </w:t>
       </w:r>
       <w:r>
         <w:t xml:space="preserve">competing </w:t>
@@ -317,15 +309,7 @@
         <w:t>rid of them</w:t>
       </w:r>
       <w:r>
-        <w:t>. Throw them in the river, cut ‘</w:t>
-      </w:r>
-      <w:proofErr w:type="spellStart"/>
-      <w:r>
-        <w:t>em</w:t>
-      </w:r>
-      <w:proofErr w:type="spellEnd"/>
-      <w:r>
-        <w:t xml:space="preserve"> up into ribbons, I don’t care!</w:t>
+        <w:t>. Throw them in the river, cut ‘em up into ribbons, I don’t care!</w:t>
       </w:r>
       <w:r>
         <w:t xml:space="preserve"> </w:t>
@@ -885,10 +869,7 @@
                     <w:t>Drawing</w:t>
                   </w:r>
                   <w:r>
-                    <w:t xml:space="preserve"> tables and loose sketche</w:t>
-                  </w:r>
-                  <w:r>
-                    <w:t xml:space="preserve">s fill </w:t>
+                    <w:t xml:space="preserve"> tables and loose sketches fill </w:t>
                   </w:r>
                   <w:r>
                     <w:t>the</w:t>
@@ -1434,23 +1415,7 @@
                       <w:i/>
                       <w:iCs/>
                     </w:rPr>
-                    <w:t xml:space="preserve">in </w:t>
-                  </w:r>
-                  <w:proofErr w:type="spellStart"/>
-                  <w:r>
-                    <w:rPr>
-                      <w:i/>
-                      <w:iCs/>
-                    </w:rPr>
-                    <w:t>Iruvian</w:t>
-                  </w:r>
-                  <w:proofErr w:type="spellEnd"/>
-                  <w:r>
-                    <w:rPr>
-                      <w:i/>
-                      <w:iCs/>
-                    </w:rPr>
-                    <w:t>. It sounds like the Red Sashes are making a visit to check in on their investment.</w:t>
+                    <w:t>in Iruvian. It sounds like the Red Sashes are making a visit to check in on their investment.</w:t>
                   </w:r>
                 </w:p>
                 <w:p>
@@ -3865,25 +3830,7 @@
               <w:sz w:val="12"/>
               <w:szCs w:val="12"/>
             </w:rPr>
-            <w:t xml:space="preserve">, product of One Seven Design, developed and authored by John Harper, and licensed for my use under the Creative Commons Attribution 3.0 </w:t>
-          </w:r>
-          <w:proofErr w:type="spellStart"/>
-          <w:r>
-            <w:rPr>
-              <w:color w:val="7F7F7F" w:themeColor="text1" w:themeTint="80"/>
-              <w:sz w:val="12"/>
-              <w:szCs w:val="12"/>
-            </w:rPr>
-            <w:t>Unported</w:t>
-          </w:r>
-          <w:proofErr w:type="spellEnd"/>
-          <w:r>
-            <w:rPr>
-              <w:color w:val="7F7F7F" w:themeColor="text1" w:themeTint="80"/>
-              <w:sz w:val="12"/>
-              <w:szCs w:val="12"/>
-            </w:rPr>
-            <w:t xml:space="preserve"> license </w:t>
+            <w:t xml:space="preserve">, product of One Seven Design, developed and authored by John Harper, and licensed for my use under the Creative Commons Attribution 3.0 Unported license </w:t>
           </w:r>
           <w:hyperlink r:id="rId2" w:history="1">
             <w:r>
